--- a/outputs/weekly/2026-W40_第40週肌力訓練計畫.docx
+++ b/outputs/weekly/2026-W40_第40週肌力訓練計畫.docx
@@ -3209,7 +3209,7 @@
                 <w:color w:val="000000"/>
                 <w:sz w:val="19"/>
               </w:rPr>
-              <w:t>未排定</w:t>
+              <w:t>Bike: VO2 Max 2X8＋Run: 漸快</w:t>
             </w:r>
           </w:p>
         </w:tc>
@@ -3294,7 +3294,7 @@
                 <w:color w:val="000000"/>
                 <w:sz w:val="19"/>
               </w:rPr>
-              <w:t>未排定</w:t>
+              <w:t>Bike: Recovery 45＋Swim: 甜甜課表</w:t>
             </w:r>
           </w:p>
         </w:tc>
@@ -3321,7 +3321,7 @@
                 <w:color w:val="000000"/>
                 <w:sz w:val="19"/>
               </w:rPr>
-              <w:t>不排肌力；專注完成 TP 主課。</w:t>
+              <w:t>短課 15–20 分鐘；游泳後 30–60 分鐘或晚間完成。</w:t>
             </w:r>
           </w:p>
         </w:tc>
@@ -3379,7 +3379,7 @@
                 <w:color w:val="000000"/>
                 <w:sz w:val="19"/>
               </w:rPr>
-              <w:t>未排定</w:t>
+              <w:t>Bike: 比賽配速 20x3＋Run: 轉換跑</w:t>
             </w:r>
           </w:p>
         </w:tc>
@@ -3464,7 +3464,7 @@
                 <w:color w:val="000000"/>
                 <w:sz w:val="19"/>
               </w:rPr>
-              <w:t>未排定</w:t>
+              <w:t>Swim: 甜甜課表</w:t>
             </w:r>
           </w:p>
         </w:tc>
@@ -3491,7 +3491,7 @@
                 <w:color w:val="000000"/>
                 <w:sz w:val="19"/>
               </w:rPr>
-              <w:t>不排肌力；專注完成 TP 主課。</w:t>
+              <w:t>短課 15–20 分鐘；游泳後 30–60 分鐘或晚間完成。</w:t>
             </w:r>
           </w:p>
         </w:tc>
@@ -3549,7 +3549,7 @@
                 <w:color w:val="000000"/>
                 <w:sz w:val="19"/>
               </w:rPr>
-              <w:t>未排定</w:t>
+              <w:t>Bike: 北海岸（回程：石門全家休息）＋Run: 轉換跑</w:t>
             </w:r>
           </w:p>
         </w:tc>
@@ -3634,7 +3634,7 @@
                 <w:color w:val="000000"/>
                 <w:sz w:val="19"/>
               </w:rPr>
-              <w:t>未排定</w:t>
+              <w:t>Run: 比賽配速 (本日重點)＋Swim: 甜甜課表</w:t>
             </w:r>
           </w:p>
         </w:tc>
